--- a/public/exports/documents/nda-general/ref-confidentiality-mutual.docx
+++ b/public/exports/documents/nda-general/ref-confidentiality-mutual.docx
@@ -14,7 +14,7 @@
     </w:p>
     <w:p>
       <w:pPr>
-        <w:spacing w:after="160"/>
+        <w:spacing w:after="180"/>
         <w:jc w:val="both"/>
       </w:pPr>
       <w:r>
@@ -30,7 +30,7 @@
     </w:p>
     <w:p>
       <w:pPr>
-        <w:spacing w:after="160"/>
+        <w:spacing w:after="180"/>
         <w:jc w:val="both"/>
       </w:pPr>
       <w:r>
@@ -98,7 +98,7 @@
     </w:p>
     <w:p>
       <w:pPr>
-        <w:spacing w:after="160"/>
+        <w:spacing w:after="180"/>
         <w:jc w:val="both"/>
       </w:pPr>
       <w:r>
@@ -114,7 +114,7 @@
     </w:p>
     <w:p>
       <w:pPr>
-        <w:spacing w:after="160"/>
+        <w:spacing w:after="180"/>
         <w:jc w:val="both"/>
       </w:pPr>
       <w:r>
@@ -130,7 +130,7 @@
     </w:p>
     <w:p>
       <w:pPr>
-        <w:spacing w:after="160"/>
+        <w:spacing w:after="180"/>
         <w:jc w:val="both"/>
       </w:pPr>
       <w:r>
@@ -147,7 +147,8 @@
     <w:p>
       <w:pPr>
         <w:pStyle w:val="Heading2"/>
-        <w:spacing w:after="160" w:before="280"/>
+        <w:keepNext/>
+        <w:spacing w:after="180" w:before="360"/>
       </w:pPr>
       <w:r>
         <w:t xml:space="preserve">Термін конфіденційності</w:t>
@@ -175,12 +176,22 @@
     </w:p>
     <w:p>
       <w:pPr>
-        <w:spacing w:after="160"/>
-        <w:jc w:val="both"/>
-      </w:pPr>
-      <w:r>
-        <w:t xml:space="preserve">триває, поки ця інформація залишається комерційною таємницею. - </w:t>
-      </w:r>
+        <w:spacing w:after="180"/>
+        <w:jc w:val="both"/>
+      </w:pPr>
+      <w:r>
+        <w:t xml:space="preserve">триває, поки ця інформація залишається комерційною таємницею.</w:t>
+      </w:r>
+    </w:p>
+    <w:p>
+      <w:pPr>
+        <w:pStyle w:val="ListParagraph"/>
+        <w:numPr>
+          <w:ilvl w:val="0"/>
+          <w:numId w:val="1"/>
+        </w:numPr>
+        <w:spacing w:after="60"/>
+      </w:pPr>
       <w:r>
         <w:rPr>
           <w:b/>
@@ -189,13 +200,23 @@
         <w:t xml:space="preserve">Для іншої Confidential Information</w:t>
       </w:r>
       <w:r>
-        <w:t xml:space="preserve"> — 3 роки з Effective Date договору.</w:t>
+        <w:t xml:space="preserve"> — 3 роки з Effective</w:t>
+      </w:r>
+    </w:p>
+    <w:p>
+      <w:pPr>
+        <w:spacing w:after="180"/>
+        <w:jc w:val="both"/>
+      </w:pPr>
+      <w:r>
+        <w:t xml:space="preserve">Date договору.</w:t>
       </w:r>
     </w:p>
     <w:p>
       <w:pPr>
         <w:pStyle w:val="Heading2"/>
-        <w:spacing w:after="160" w:before="280"/>
+        <w:keepNext/>
+        <w:spacing w:after="180" w:before="360"/>
       </w:pPr>
       <w:r>
         <w:t xml:space="preserve">Коли використовувати цей пункт</w:t>
@@ -203,7 +224,7 @@
     </w:p>
     <w:p>
       <w:pPr>
-        <w:spacing w:after="160"/>
+        <w:spacing w:after="180"/>
         <w:jc w:val="both"/>
       </w:pPr>
       <w:r>
@@ -225,17 +246,40 @@
     </w:p>
     <w:p>
       <w:pPr>
-        <w:spacing w:after="160"/>
-        <w:jc w:val="both"/>
-      </w:pPr>
-      <w:r>
-        <w:t xml:space="preserve">з додатковими процедурами (return/destruction, required disclosure, permitted disclosure). - Може посилатися із Services Agreement як додатковий рівень захисту, хоча у Services Agreement немає окремого розділу про конфіденційність. Зазвичай NDA і Services Agreement підписуються як окремі документи.</w:t>
+        <w:spacing w:after="180"/>
+        <w:jc w:val="both"/>
+      </w:pPr>
+      <w:r>
+        <w:t xml:space="preserve">з додатковими процедурами (return/destruction, required disclosure, permitted disclosure).</w:t>
+      </w:r>
+    </w:p>
+    <w:p>
+      <w:pPr>
+        <w:pStyle w:val="ListParagraph"/>
+        <w:numPr>
+          <w:ilvl w:val="0"/>
+          <w:numId w:val="1"/>
+        </w:numPr>
+        <w:spacing w:after="60"/>
+      </w:pPr>
+      <w:r>
+        <w:t xml:space="preserve">Може посилатися із Services Agreement як додатковий рівень</w:t>
+      </w:r>
+    </w:p>
+    <w:p>
+      <w:pPr>
+        <w:spacing w:after="180"/>
+        <w:jc w:val="both"/>
+      </w:pPr>
+      <w:r>
+        <w:t xml:space="preserve">захисту, хоча у Services Agreement немає окремого розділу про конфіденційність. Зазвичай NDA і Services Agreement підписуються як окремі документи.</w:t>
       </w:r>
     </w:p>
     <w:p>
       <w:pPr>
         <w:pStyle w:val="Heading2"/>
-        <w:spacing w:after="160" w:before="280"/>
+        <w:keepNext/>
+        <w:spacing w:after="180" w:before="360"/>
       </w:pPr>
       <w:r>
         <w:t xml:space="preserve">Що цей пункт НЕ робить</w:t>
@@ -263,12 +307,22 @@
     </w:p>
     <w:p>
       <w:pPr>
-        <w:spacing w:after="160"/>
-        <w:jc w:val="both"/>
-      </w:pPr>
-      <w:r>
-        <w:t xml:space="preserve">продуктів. - </w:t>
-      </w:r>
+        <w:spacing w:after="180"/>
+        <w:jc w:val="both"/>
+      </w:pPr>
+      <w:r>
+        <w:t xml:space="preserve">продуктів.</w:t>
+      </w:r>
+    </w:p>
+    <w:p>
+      <w:pPr>
+        <w:pStyle w:val="ListParagraph"/>
+        <w:numPr>
+          <w:ilvl w:val="0"/>
+          <w:numId w:val="1"/>
+        </w:numPr>
+        <w:spacing w:after="60"/>
+      </w:pPr>
       <w:r>
         <w:rPr>
           <w:b/>
@@ -277,8 +331,27 @@
         <w:t xml:space="preserve">Не створює зобов'язання</w:t>
       </w:r>
       <w:r>
-        <w:t xml:space="preserve"> щодо інформації, отриманої з публічних джерел. - </w:t>
-      </w:r>
+        <w:t xml:space="preserve"> щодо інформації, отриманої з</w:t>
+      </w:r>
+    </w:p>
+    <w:p>
+      <w:pPr>
+        <w:spacing w:after="180"/>
+        <w:jc w:val="both"/>
+      </w:pPr>
+      <w:r>
+        <w:t xml:space="preserve">публічних джерел.</w:t>
+      </w:r>
+    </w:p>
+    <w:p>
+      <w:pPr>
+        <w:pStyle w:val="ListParagraph"/>
+        <w:numPr>
+          <w:ilvl w:val="0"/>
+          <w:numId w:val="1"/>
+        </w:numPr>
+        <w:spacing w:after="60"/>
+      </w:pPr>
       <w:r>
         <w:rPr>
           <w:b/>
@@ -287,7 +360,16 @@
         <w:t xml:space="preserve">Не обмежує</w:t>
       </w:r>
       <w:r>
-        <w:t xml:space="preserve"> законом вимоги розкриття (суд, регулятор), але вимагає негайного повідомлення розкриваючої сторони.</w:t>
+        <w:t xml:space="preserve"> законом вимоги розкриття (суд, регулятор),</w:t>
+      </w:r>
+    </w:p>
+    <w:p>
+      <w:pPr>
+        <w:spacing w:after="180"/>
+        <w:jc w:val="both"/>
+      </w:pPr>
+      <w:r>
+        <w:t xml:space="preserve">але вимагає негайного повідомлення розкриваючої сторони.</w:t>
       </w:r>
     </w:p>
     <w:sectPr>
@@ -350,7 +432,7 @@
     </w:pPr>
     <w:r>
       <w:rPr>
-        <w:color w:val="888888"/>
+        <w:color w:val="8A8578"/>
         <w:sz w:val="16"/>
         <w:szCs w:val="16"/>
       </w:rPr>
@@ -358,12 +440,31 @@
     </w:r>
     <w:r>
       <w:rPr>
-        <w:color w:val="888888"/>
+        <w:color w:val="8A8578"/>
         <w:sz w:val="16"/>
         <w:szCs w:val="16"/>
       </w:rPr>
       <w:fldChar w:fldCharType="begin"/>
       <w:instrText xml:space="preserve">PAGE</w:instrText>
+      <w:fldChar w:fldCharType="separate"/>
+      <w:fldChar w:fldCharType="end"/>
+    </w:r>
+    <w:r>
+      <w:rPr>
+        <w:color w:val="8A8578"/>
+        <w:sz w:val="16"/>
+        <w:szCs w:val="16"/>
+      </w:rPr>
+      <w:t xml:space="preserve"> / </w:t>
+    </w:r>
+    <w:r>
+      <w:rPr>
+        <w:color w:val="8A8578"/>
+        <w:sz w:val="16"/>
+        <w:szCs w:val="16"/>
+      </w:rPr>
+      <w:fldChar w:fldCharType="begin"/>
+      <w:instrText xml:space="preserve">NUMPAGES</w:instrText>
       <w:fldChar w:fldCharType="separate"/>
       <w:fldChar w:fldCharType="end"/>
     </w:r>
@@ -539,8 +640,13 @@
     <w:basedOn w:val="Normal"/>
     <w:next w:val="Normal"/>
     <w:qFormat/>
-    <w:rPr>
-      <w:color w:val="2E74B5"/>
+    <w:pPr>
+      <w:spacing w:after="200" w:before="400"/>
+    </w:pPr>
+    <w:rPr>
+      <w:rFonts w:ascii="Georgia" w:cs="Georgia" w:eastAsia="Georgia" w:hAnsi="Georgia"/>
+      <w:b/>
+      <w:bCs/>
       <w:sz w:val="32"/>
       <w:szCs w:val="32"/>
     </w:rPr>
@@ -550,8 +656,13 @@
     <w:basedOn w:val="Normal"/>
     <w:next w:val="Normal"/>
     <w:qFormat/>
-    <w:rPr>
-      <w:color w:val="2E74B5"/>
+    <w:pPr>
+      <w:spacing w:after="160" w:before="320"/>
+    </w:pPr>
+    <w:rPr>
+      <w:rFonts w:ascii="Georgia" w:cs="Georgia" w:eastAsia="Georgia" w:hAnsi="Georgia"/>
+      <w:b/>
+      <w:bCs/>
       <w:sz w:val="26"/>
       <w:szCs w:val="26"/>
     </w:rPr>
@@ -561,10 +672,15 @@
     <w:basedOn w:val="Normal"/>
     <w:next w:val="Normal"/>
     <w:qFormat/>
-    <w:rPr>
-      <w:color w:val="1F4D78"/>
-      <w:sz w:val="24"/>
-      <w:szCs w:val="24"/>
+    <w:pPr>
+      <w:spacing w:after="120" w:before="240"/>
+    </w:pPr>
+    <w:rPr>
+      <w:rFonts w:ascii="Georgia" w:cs="Georgia" w:eastAsia="Georgia" w:hAnsi="Georgia"/>
+      <w:b/>
+      <w:bCs/>
+      <w:sz w:val="22"/>
+      <w:szCs w:val="22"/>
     </w:rPr>
   </w:style>
   <w:style w:type="paragraph" w:styleId="Heading4">
